--- a/bieu-mau/Don-de-nghi-muon-thiet-bi-dai-ngay_GV_Mau-QR2.docx
+++ b/bieu-mau/Don-de-nghi-muon-thiet-bi-dai-ngay_GV_Mau-QR2.docx
@@ -1125,7 +1125,7 @@
           <w:sz w:val="24"/>
           <w:szCs w:val="24"/>
         </w:rPr>
-        <w:t xml:space="preserve">Giảng viên đăng ký trực tuyến qua mã QR2 trước khi nộp đơn. Việc bồi thường (nếu có) được xử lý theo Điều 24 Quy định quản lý, sử dụng tài sản nội bộ tại Khoa. Đơn lập thành 02 bản: PTN giữ 01 bản, giảng viên giữ 01 bản.</w:t>
+        <w:t xml:space="preserve">Giảng viên đăng ký trực tuyến qua mã QR2 trước khi nộp đơn. Việc bồi thường (nếu có) được xử lý theo Điều 18 Quy định quản lý, sử dụng phòng TN – TH của Khoa. Đơn lập thành 02 bản: PTN giữ 01 bản, giảng viên giữ 01 bản.</w:t>
       </w:r>
     </w:p>
     <w:p>

--- a/bieu-mau/Don-de-nghi-muon-thiet-bi-dai-ngay_GV_Mau-QR2.docx
+++ b/bieu-mau/Don-de-nghi-muon-thiet-bi-dai-ngay_GV_Mau-QR2.docx
@@ -1125,7 +1125,7 @@
           <w:sz w:val="24"/>
           <w:szCs w:val="24"/>
         </w:rPr>
-        <w:t xml:space="preserve">Giảng viên đăng ký trực tuyến qua mã QR2 trước khi nộp đơn. Việc bồi thường (nếu có) được xử lý theo Điều 18 Quy định quản lý, sử dụng phòng TN – TH của Khoa. Đơn lập thành 02 bản: PTN giữ 01 bản, giảng viên giữ 01 bản.</w:t>
+        <w:t xml:space="preserve">Giảng viên đăng ký trực tuyến qua mã QR2; đơn được lưu trên hệ thống quản lý PTN, không cần ký và nộp bản giấy. Việc bồi thường (nếu có) được xử lý theo Điều 18 Quy định quản lý, sử dụng phòng TN – TH của Khoa.</w:t>
       </w:r>
     </w:p>
     <w:p>
